--- a/swh/docx/40.content.docx
+++ b/swh/docx/40.content.docx
@@ -19,7 +19,7 @@
         <w:rPr>
           <w:lang w:val="sw_KE" w:bidi="sw_KE"/>
         </w:rPr>
-        <w:t>Resource: Maelezo ya Masomo - Machapisho ya Vitabu (Tyndale)</w:t>
+        <w:t>Resource: Tyndale Open Study Notes</w:t>
       </w:r>
       <w:r>
         <w:rPr>
@@ -112,7 +112,7 @@
         <w:rPr>
           <w:lang w:val="sw_KE" w:bidi="sw_KE"/>
         </w:rPr>
-        <w:t>Maelezo ya Masomo - Machapisho ya Vitabu (Tyndale)</w:t>
+        <w:t>Tyndale Open Study Notes</w:t>
       </w:r>
     </w:p>
     <w:p>

--- a/swh/docx/40.content.docx
+++ b/swh/docx/40.content.docx
@@ -19,7 +19,7 @@
         <w:rPr>
           <w:lang w:val="sw_KE" w:bidi="sw_KE"/>
         </w:rPr>
-        <w:t>Resource: Tyndale Open Study Notes</w:t>
+        <w:t>Resource: Aquifer Open Study Notes (Book Intros)</w:t>
       </w:r>
       <w:r>
         <w:rPr>
@@ -112,7 +112,7 @@
         <w:rPr>
           <w:lang w:val="sw_KE" w:bidi="sw_KE"/>
         </w:rPr>
-        <w:t>Tyndale Open Study Notes</w:t>
+        <w:t>Aquifer Open Study Notes (Book Intros)</w:t>
       </w:r>
     </w:p>
     <w:p>

--- a/swh/docx/40.content.docx
+++ b/swh/docx/40.content.docx
@@ -272,36 +272,24 @@
         </w:rPr>
         <w:t xml:space="preserve">Wakristo waliokuwa wakisoma Injili ya Mathayo walihimizwa kuishi kama Wakristo Wayahudi miongoni mwa Wayahudi ambao walikuwa wamejitoa kikamilifu kwa Torati. Waraka kutoka kwa Yakobo unawasilisha Ukristo ambao bado ulikuwa umeshikamana kabisa na sinagogi (tazama </w:t>
       </w:r>
-      <w:hyperlink r:id="rId13">
-        <w:r>
-          <w:rPr>
-            <w:lang w:val="sw_KE" w:bidi="sw_KE"/>
-          </w:rPr>
-          <w:rPr>
-            <w:color w:val="0000EE"/>
-            <w:u w:val="single"/>
-          </w:rPr>
-          <w:t>Yak. 2:1–26</w:t>
-        </w:r>
-      </w:hyperlink>
+      <w:r>
+        <w:rPr>
+          <w:lang w:val="sw_KE" w:bidi="sw_KE"/>
+        </w:rPr>
+        <w:t>Yak. 2:1–26</w:t>
+      </w:r>
       <w:r>
         <w:rPr>
           <w:lang w:val="sw_KE" w:bidi="sw_KE"/>
         </w:rPr>
         <w:t xml:space="preserve">). Hapa tunaona Ukristo wa Kiyahudi ambao bado uko imara kabisa katika kujitoa kwa jamii ya Kiyahudi kama unavyojitoa kwa Bwana wake mtukufu (linganisha na </w:t>
       </w:r>
-      <w:hyperlink r:id="rId14">
-        <w:r>
-          <w:rPr>
-            <w:lang w:val="sw_KE" w:bidi="sw_KE"/>
-          </w:rPr>
-          <w:rPr>
-            <w:color w:val="0000EE"/>
-            <w:u w:val="single"/>
-          </w:rPr>
-          <w:t>Matendo 15:1–41</w:t>
-        </w:r>
-      </w:hyperlink>
+      <w:r>
+        <w:rPr>
+          <w:lang w:val="sw_KE" w:bidi="sw_KE"/>
+        </w:rPr>
+        <w:t>Matendo 15:1–41</w:t>
+      </w:r>
       <w:r>
         <w:rPr>
           <w:lang w:val="sw_KE" w:bidi="sw_KE"/>
@@ -347,180 +335,120 @@
         </w:rPr>
         <w:t>Simulizi ya Mathayo inamfuata Yesu kutoka kabla ya kuzaliwa kwake hadi baada ya kifo na ufufuo wake. Yesu anapitia msururu wa matukio ambayo yalikuwa na uwezo wa kuhatarisha maisha yake akiwa mtoto (</w:t>
       </w:r>
-      <w:hyperlink r:id="rId15">
-        <w:r>
-          <w:rPr>
-            <w:lang w:val="sw_KE" w:bidi="sw_KE"/>
-          </w:rPr>
-          <w:rPr>
-            <w:color w:val="0000EE"/>
-            <w:u w:val="single"/>
-          </w:rPr>
-          <w:t>sura ya 2</w:t>
-        </w:r>
-      </w:hyperlink>
+      <w:r>
+        <w:rPr>
+          <w:lang w:val="sw_KE" w:bidi="sw_KE"/>
+        </w:rPr>
+        <w:t>sura ya 2</w:t>
+      </w:r>
       <w:r>
         <w:rPr>
           <w:lang w:val="sw_KE" w:bidi="sw_KE"/>
         </w:rPr>
         <w:t>). Akiwa mtu mzima, anaanza kipindi kifupi sana cha kufanya kazi ya kutangaza haki ya Mungu (</w:t>
       </w:r>
-      <w:hyperlink r:id="rId16">
-        <w:r>
-          <w:rPr>
-            <w:lang w:val="sw_KE" w:bidi="sw_KE"/>
-          </w:rPr>
-          <w:rPr>
-            <w:color w:val="0000EE"/>
-            <w:u w:val="single"/>
-          </w:rPr>
-          <w:t>sura ya 5–7</w:t>
-        </w:r>
-      </w:hyperlink>
+      <w:r>
+        <w:rPr>
+          <w:lang w:val="sw_KE" w:bidi="sw_KE"/>
+        </w:rPr>
+        <w:t>sura ya 5–7</w:t>
+      </w:r>
       <w:r>
         <w:rPr>
           <w:lang w:val="sw_KE" w:bidi="sw_KE"/>
         </w:rPr>
         <w:t>) na kufanya miujiza ya kustaajabisha (</w:t>
       </w:r>
-      <w:hyperlink r:id="rId17">
-        <w:r>
-          <w:rPr>
-            <w:lang w:val="sw_KE" w:bidi="sw_KE"/>
-          </w:rPr>
-          <w:rPr>
-            <w:color w:val="0000EE"/>
-            <w:u w:val="single"/>
-          </w:rPr>
-          <w:t>8:1–9:34</w:t>
-        </w:r>
-      </w:hyperlink>
+      <w:r>
+        <w:rPr>
+          <w:lang w:val="sw_KE" w:bidi="sw_KE"/>
+        </w:rPr>
+        <w:t>8:1–9:34</w:t>
+      </w:r>
       <w:r>
         <w:rPr>
           <w:lang w:val="sw_KE" w:bidi="sw_KE"/>
         </w:rPr>
         <w:t>); anapanua wigo wake kwa kuwatuma mitume kumi na wawili (</w:t>
       </w:r>
-      <w:hyperlink r:id="rId18">
-        <w:r>
-          <w:rPr>
-            <w:lang w:val="sw_KE" w:bidi="sw_KE"/>
-          </w:rPr>
-          <w:rPr>
-            <w:color w:val="0000EE"/>
-            <w:u w:val="single"/>
-          </w:rPr>
-          <w:t>9:35–11:1</w:t>
-        </w:r>
-      </w:hyperlink>
+      <w:r>
+        <w:rPr>
+          <w:lang w:val="sw_KE" w:bidi="sw_KE"/>
+        </w:rPr>
+        <w:t>9:35–11:1</w:t>
+      </w:r>
       <w:r>
         <w:rPr>
           <w:lang w:val="sw_KE" w:bidi="sw_KE"/>
         </w:rPr>
         <w:t>). Hata hivyo, Yesu kwa kiwango kikubwa anakataliwa kabisa na Wayahudi wa Galilaya na Uyahudi (</w:t>
       </w:r>
-      <w:hyperlink r:id="rId19">
-        <w:r>
-          <w:rPr>
-            <w:lang w:val="sw_KE" w:bidi="sw_KE"/>
-          </w:rPr>
-          <w:rPr>
-            <w:color w:val="0000EE"/>
-            <w:u w:val="single"/>
-          </w:rPr>
-          <w:t>sura ya 11–17</w:t>
-        </w:r>
-      </w:hyperlink>
+      <w:r>
+        <w:rPr>
+          <w:lang w:val="sw_KE" w:bidi="sw_KE"/>
+        </w:rPr>
+        <w:t>sura ya 11–17</w:t>
+      </w:r>
       <w:r>
         <w:rPr>
           <w:lang w:val="sw_KE" w:bidi="sw_KE"/>
         </w:rPr>
         <w:t>). Anawakabili viongozi wa Kiyahudi Hekaluni katika wiki yake ya mwisho (</w:t>
       </w:r>
-      <w:hyperlink r:id="rId20">
-        <w:r>
-          <w:rPr>
-            <w:lang w:val="sw_KE" w:bidi="sw_KE"/>
-          </w:rPr>
-          <w:rPr>
-            <w:color w:val="0000EE"/>
-            <w:u w:val="single"/>
-          </w:rPr>
-          <w:t>sura ya 21–22</w:t>
-        </w:r>
-      </w:hyperlink>
+      <w:r>
+        <w:rPr>
+          <w:lang w:val="sw_KE" w:bidi="sw_KE"/>
+        </w:rPr>
+        <w:t>sura ya 21–22</w:t>
+      </w:r>
       <w:r>
         <w:rPr>
           <w:lang w:val="sw_KE" w:bidi="sw_KE"/>
         </w:rPr>
         <w:t>), anatangaza msururu wa mwisho wa matukio mabaya dhidi ya watu wenye mamlaka wanaopotosha watu (</w:t>
       </w:r>
-      <w:hyperlink r:id="rId21">
-        <w:r>
-          <w:rPr>
-            <w:lang w:val="sw_KE" w:bidi="sw_KE"/>
-          </w:rPr>
-          <w:rPr>
-            <w:color w:val="0000EE"/>
-            <w:u w:val="single"/>
-          </w:rPr>
-          <w:t>sura ya 23</w:t>
-        </w:r>
-      </w:hyperlink>
+      <w:r>
+        <w:rPr>
+          <w:lang w:val="sw_KE" w:bidi="sw_KE"/>
+        </w:rPr>
+        <w:t>sura ya 23</w:t>
+      </w:r>
       <w:r>
         <w:rPr>
           <w:lang w:val="sw_KE" w:bidi="sw_KE"/>
         </w:rPr>
         <w:t>), na anatabiri kwamba Mungu atahukumu na kuharibu Yerusalemu (</w:t>
       </w:r>
-      <w:hyperlink r:id="rId22">
-        <w:r>
-          <w:rPr>
-            <w:lang w:val="sw_KE" w:bidi="sw_KE"/>
-          </w:rPr>
-          <w:rPr>
-            <w:color w:val="0000EE"/>
-            <w:u w:val="single"/>
-          </w:rPr>
-          <w:t>sura ya 24–25</w:t>
-        </w:r>
-      </w:hyperlink>
+      <w:r>
+        <w:rPr>
+          <w:lang w:val="sw_KE" w:bidi="sw_KE"/>
+        </w:rPr>
+        <w:t>sura ya 24–25</w:t>
+      </w:r>
       <w:r>
         <w:rPr>
           <w:lang w:val="sw_KE" w:bidi="sw_KE"/>
         </w:rPr>
         <w:t>). Yesu anakamatwa, anafunguliwa mashtaka, na kuuawa kwa kusulubiwa (</w:t>
       </w:r>
-      <w:hyperlink r:id="rId23">
-        <w:r>
-          <w:rPr>
-            <w:lang w:val="sw_KE" w:bidi="sw_KE"/>
-          </w:rPr>
-          <w:rPr>
-            <w:color w:val="0000EE"/>
-            <w:u w:val="single"/>
-          </w:rPr>
-          <w:t>sura ya 26–27</w:t>
-        </w:r>
-      </w:hyperlink>
+      <w:r>
+        <w:rPr>
+          <w:lang w:val="sw_KE" w:bidi="sw_KE"/>
+        </w:rPr>
+        <w:t>sura ya 26–27</w:t>
+      </w:r>
       <w:r>
         <w:rPr>
           <w:lang w:val="sw_KE" w:bidi="sw_KE"/>
         </w:rPr>
         <w:t>) kwa sababu ya kuwapinga viongozi wa Kiyahudi na imani yao kuhusu jinsi watu wanavyopaswa kuabudu na kuishi. Kisha anathibitishwa kuwa mwenye haki kupitia ufufuo wake na anatoa agizo kuu kwa wanafunzi wake, kwamba wafanye mataifa yote kuwa wanafunzi (</w:t>
       </w:r>
-      <w:hyperlink r:id="rId24">
-        <w:r>
-          <w:rPr>
-            <w:lang w:val="sw_KE" w:bidi="sw_KE"/>
-          </w:rPr>
-          <w:rPr>
-            <w:color w:val="0000EE"/>
-            <w:u w:val="single"/>
-          </w:rPr>
-          <w:t>sura ya 28</w:t>
-        </w:r>
-      </w:hyperlink>
+      <w:r>
+        <w:rPr>
+          <w:lang w:val="sw_KE" w:bidi="sw_KE"/>
+        </w:rPr>
+        <w:t>sura ya 28</w:t>
+      </w:r>
       <w:r>
         <w:rPr>
           <w:lang w:val="sw_KE" w:bidi="sw_KE"/>
@@ -541,270 +469,180 @@
         </w:rPr>
         <w:t>Mathayo anaunda Injili yake kwa njia mbili. Kwanza, baada ya utangulizi (</w:t>
       </w:r>
-      <w:hyperlink r:id="rId25">
-        <w:r>
-          <w:rPr>
-            <w:lang w:val="sw_KE" w:bidi="sw_KE"/>
-          </w:rPr>
-          <w:rPr>
-            <w:color w:val="0000EE"/>
-            <w:u w:val="single"/>
-          </w:rPr>
-          <w:t>sura ya 1–4</w:t>
-        </w:r>
-      </w:hyperlink>
+      <w:r>
+        <w:rPr>
+          <w:lang w:val="sw_KE" w:bidi="sw_KE"/>
+        </w:rPr>
+        <w:t>sura ya 1–4</w:t>
+      </w:r>
       <w:r>
         <w:rPr>
           <w:lang w:val="sw_KE" w:bidi="sw_KE"/>
         </w:rPr>
         <w:t xml:space="preserve">), Mathayo anaangazia maudhui ya mafundisho ya Yesu na simulizi ya maisha yake. Hivyo, kuna maneno na mafundisho ya Yesu katika </w:t>
       </w:r>
-      <w:hyperlink r:id="rId16">
-        <w:r>
-          <w:rPr>
-            <w:lang w:val="sw_KE" w:bidi="sw_KE"/>
-          </w:rPr>
-          <w:rPr>
-            <w:color w:val="0000EE"/>
-            <w:u w:val="single"/>
-          </w:rPr>
-          <w:t>sura ya 5–7</w:t>
-        </w:r>
-      </w:hyperlink>
+      <w:r>
+        <w:rPr>
+          <w:lang w:val="sw_KE" w:bidi="sw_KE"/>
+        </w:rPr>
+        <w:t>sura ya 5–7</w:t>
+      </w:r>
       <w:r>
         <w:rPr>
           <w:lang w:val="sw_KE" w:bidi="sw_KE"/>
         </w:rPr>
         <w:t xml:space="preserve">; </w:t>
       </w:r>
-      <w:hyperlink r:id="rId26">
-        <w:r>
-          <w:rPr>
-            <w:lang w:val="sw_KE" w:bidi="sw_KE"/>
-          </w:rPr>
-          <w:rPr>
-            <w:color w:val="0000EE"/>
-            <w:u w:val="single"/>
-          </w:rPr>
-          <w:t>10</w:t>
-        </w:r>
-      </w:hyperlink>
+      <w:r>
+        <w:rPr>
+          <w:lang w:val="sw_KE" w:bidi="sw_KE"/>
+        </w:rPr>
+        <w:t>10</w:t>
+      </w:r>
       <w:r>
         <w:rPr>
           <w:lang w:val="sw_KE" w:bidi="sw_KE"/>
         </w:rPr>
         <w:t xml:space="preserve">, </w:t>
       </w:r>
-      <w:hyperlink r:id="rId27">
-        <w:r>
-          <w:rPr>
-            <w:lang w:val="sw_KE" w:bidi="sw_KE"/>
-          </w:rPr>
-          <w:rPr>
-            <w:color w:val="0000EE"/>
-            <w:u w:val="single"/>
-          </w:rPr>
-          <w:t>13</w:t>
-        </w:r>
-      </w:hyperlink>
+      <w:r>
+        <w:rPr>
+          <w:lang w:val="sw_KE" w:bidi="sw_KE"/>
+        </w:rPr>
+        <w:t>13</w:t>
+      </w:r>
       <w:r>
         <w:rPr>
           <w:lang w:val="sw_KE" w:bidi="sw_KE"/>
         </w:rPr>
         <w:t xml:space="preserve">, </w:t>
       </w:r>
-      <w:hyperlink r:id="rId28">
-        <w:r>
-          <w:rPr>
-            <w:lang w:val="sw_KE" w:bidi="sw_KE"/>
-          </w:rPr>
-          <w:rPr>
-            <w:color w:val="0000EE"/>
-            <w:u w:val="single"/>
-          </w:rPr>
-          <w:t>18</w:t>
-        </w:r>
-      </w:hyperlink>
+      <w:r>
+        <w:rPr>
+          <w:lang w:val="sw_KE" w:bidi="sw_KE"/>
+        </w:rPr>
+        <w:t>18</w:t>
+      </w:r>
       <w:r>
         <w:rPr>
           <w:lang w:val="sw_KE" w:bidi="sw_KE"/>
         </w:rPr>
         <w:t xml:space="preserve">, </w:t>
       </w:r>
-      <w:hyperlink r:id="rId29">
-        <w:r>
-          <w:rPr>
-            <w:lang w:val="sw_KE" w:bidi="sw_KE"/>
-          </w:rPr>
-          <w:rPr>
-            <w:color w:val="0000EE"/>
-            <w:u w:val="single"/>
-          </w:rPr>
-          <w:t>23–25</w:t>
-        </w:r>
-      </w:hyperlink>
+      <w:r>
+        <w:rPr>
+          <w:lang w:val="sw_KE" w:bidi="sw_KE"/>
+        </w:rPr>
+        <w:t>23–25</w:t>
+      </w:r>
       <w:r>
         <w:rPr>
           <w:lang w:val="sw_KE" w:bidi="sw_KE"/>
         </w:rPr>
         <w:t xml:space="preserve">; na kuna simulizi ya maisha yake katika </w:t>
       </w:r>
-      <w:hyperlink r:id="rId30">
-        <w:r>
-          <w:rPr>
-            <w:lang w:val="sw_KE" w:bidi="sw_KE"/>
-          </w:rPr>
-          <w:rPr>
-            <w:color w:val="0000EE"/>
-            <w:u w:val="single"/>
-          </w:rPr>
-          <w:t>sura ya 8–9</w:t>
-        </w:r>
-      </w:hyperlink>
+      <w:r>
+        <w:rPr>
+          <w:lang w:val="sw_KE" w:bidi="sw_KE"/>
+        </w:rPr>
+        <w:t>sura ya 8–9</w:t>
+      </w:r>
       <w:r>
         <w:rPr>
           <w:lang w:val="sw_KE" w:bidi="sw_KE"/>
         </w:rPr>
         <w:t xml:space="preserve">; </w:t>
       </w:r>
-      <w:hyperlink r:id="rId31">
-        <w:r>
-          <w:rPr>
-            <w:lang w:val="sw_KE" w:bidi="sw_KE"/>
-          </w:rPr>
-          <w:rPr>
-            <w:color w:val="0000EE"/>
-            <w:u w:val="single"/>
-          </w:rPr>
-          <w:t>11–12</w:t>
-        </w:r>
-      </w:hyperlink>
+      <w:r>
+        <w:rPr>
+          <w:lang w:val="sw_KE" w:bidi="sw_KE"/>
+        </w:rPr>
+        <w:t>11–12</w:t>
+      </w:r>
       <w:r>
         <w:rPr>
           <w:lang w:val="sw_KE" w:bidi="sw_KE"/>
         </w:rPr>
         <w:t xml:space="preserve">, </w:t>
       </w:r>
-      <w:hyperlink r:id="rId32">
-        <w:r>
-          <w:rPr>
-            <w:lang w:val="sw_KE" w:bidi="sw_KE"/>
-          </w:rPr>
-          <w:rPr>
-            <w:color w:val="0000EE"/>
-            <w:u w:val="single"/>
-          </w:rPr>
-          <w:t>14–17</w:t>
-        </w:r>
-      </w:hyperlink>
+      <w:r>
+        <w:rPr>
+          <w:lang w:val="sw_KE" w:bidi="sw_KE"/>
+        </w:rPr>
+        <w:t>14–17</w:t>
+      </w:r>
       <w:r>
         <w:rPr>
           <w:lang w:val="sw_KE" w:bidi="sw_KE"/>
         </w:rPr>
         <w:t xml:space="preserve">, </w:t>
       </w:r>
-      <w:hyperlink r:id="rId33">
-        <w:r>
-          <w:rPr>
-            <w:lang w:val="sw_KE" w:bidi="sw_KE"/>
-          </w:rPr>
-          <w:rPr>
-            <w:color w:val="0000EE"/>
-            <w:u w:val="single"/>
-          </w:rPr>
-          <w:t>19–22</w:t>
-        </w:r>
-      </w:hyperlink>
+      <w:r>
+        <w:rPr>
+          <w:lang w:val="sw_KE" w:bidi="sw_KE"/>
+        </w:rPr>
+        <w:t>19–22</w:t>
+      </w:r>
       <w:r>
         <w:rPr>
           <w:lang w:val="sw_KE" w:bidi="sw_KE"/>
         </w:rPr>
         <w:t xml:space="preserve">, </w:t>
       </w:r>
-      <w:hyperlink r:id="rId34">
-        <w:r>
-          <w:rPr>
-            <w:lang w:val="sw_KE" w:bidi="sw_KE"/>
-          </w:rPr>
-          <w:rPr>
-            <w:color w:val="0000EE"/>
-            <w:u w:val="single"/>
-          </w:rPr>
-          <w:t>26–28</w:t>
-        </w:r>
-      </w:hyperlink>
+      <w:r>
+        <w:rPr>
+          <w:lang w:val="sw_KE" w:bidi="sw_KE"/>
+        </w:rPr>
+        <w:t>26–28</w:t>
+      </w:r>
       <w:r>
         <w:rPr>
           <w:lang w:val="sw_KE" w:bidi="sw_KE"/>
         </w:rPr>
         <w:t>. Pili, Mathayo anarekodi mahubiri ya Yesu ya ujumbe wa Mungu kwa Israeli kuhusu ujio wa Ufalme wake katika siku za mwisho (</w:t>
       </w:r>
-      <w:hyperlink r:id="rId35">
-        <w:r>
-          <w:rPr>
-            <w:lang w:val="sw_KE" w:bidi="sw_KE"/>
-          </w:rPr>
-          <w:rPr>
-            <w:color w:val="0000EE"/>
-            <w:u w:val="single"/>
-          </w:rPr>
-          <w:t>4:12–11:1</w:t>
-        </w:r>
-      </w:hyperlink>
+      <w:r>
+        <w:rPr>
+          <w:lang w:val="sw_KE" w:bidi="sw_KE"/>
+        </w:rPr>
+        <w:t>4:12–11:1</w:t>
+      </w:r>
       <w:r>
         <w:rPr>
           <w:lang w:val="sw_KE" w:bidi="sw_KE"/>
         </w:rPr>
         <w:t xml:space="preserve">; tazama </w:t>
       </w:r>
-      <w:hyperlink r:id="rId36">
-        <w:r>
-          <w:rPr>
-            <w:lang w:val="sw_KE" w:bidi="sw_KE"/>
-          </w:rPr>
-          <w:rPr>
-            <w:color w:val="0000EE"/>
-            <w:u w:val="single"/>
-          </w:rPr>
-          <w:t>4:17</w:t>
-        </w:r>
-      </w:hyperlink>
+      <w:r>
+        <w:rPr>
+          <w:lang w:val="sw_KE" w:bidi="sw_KE"/>
+        </w:rPr>
+        <w:t>4:17</w:t>
+      </w:r>
       <w:r>
         <w:rPr>
           <w:lang w:val="sw_KE" w:bidi="sw_KE"/>
         </w:rPr>
         <w:t>), ikifuatiwa na maitikio ambayo ujumbe huo uliibua kutoka kwa watu mbalimbali (</w:t>
       </w:r>
-      <w:hyperlink r:id="rId37">
-        <w:r>
-          <w:rPr>
-            <w:lang w:val="sw_KE" w:bidi="sw_KE"/>
-          </w:rPr>
-          <w:rPr>
-            <w:color w:val="0000EE"/>
-            <w:u w:val="single"/>
-          </w:rPr>
-          <w:t>11:2–20:34</w:t>
-        </w:r>
-      </w:hyperlink>
+      <w:r>
+        <w:rPr>
+          <w:lang w:val="sw_KE" w:bidi="sw_KE"/>
+        </w:rPr>
+        <w:t>11:2–20:34</w:t>
+      </w:r>
       <w:r>
         <w:rPr>
           <w:lang w:val="sw_KE" w:bidi="sw_KE"/>
         </w:rPr>
         <w:t>). Mathayo kisha anasimulia kuhusu kifo na ufufuo wa Yesu Kristo (</w:t>
       </w:r>
-      <w:hyperlink r:id="rId38">
-        <w:r>
-          <w:rPr>
-            <w:lang w:val="sw_KE" w:bidi="sw_KE"/>
-          </w:rPr>
-          <w:rPr>
-            <w:color w:val="0000EE"/>
-            <w:u w:val="single"/>
-          </w:rPr>
-          <w:t>sura ya 21–28</w:t>
-        </w:r>
-      </w:hyperlink>
+      <w:r>
+        <w:rPr>
+          <w:lang w:val="sw_KE" w:bidi="sw_KE"/>
+        </w:rPr>
+        <w:t>sura ya 21–28</w:t>
+      </w:r>
       <w:r>
         <w:rPr>
           <w:lang w:val="sw_KE" w:bidi="sw_KE"/>
@@ -836,108 +674,72 @@
         </w:rPr>
         <w:t>Mathayo alikuwa mtoza ushuru ambaye Yesu alifanya urafiki naye na kumwita katika maisha ya haki na utiifu (</w:t>
       </w:r>
-      <w:hyperlink r:id="rId39">
-        <w:r>
-          <w:rPr>
-            <w:lang w:val="sw_KE" w:bidi="sw_KE"/>
-          </w:rPr>
-          <w:rPr>
-            <w:color w:val="0000EE"/>
-            <w:u w:val="single"/>
-          </w:rPr>
-          <w:t>9:9</w:t>
-        </w:r>
-      </w:hyperlink>
+      <w:r>
+        <w:rPr>
+          <w:lang w:val="sw_KE" w:bidi="sw_KE"/>
+        </w:rPr>
+        <w:t>9:9</w:t>
+      </w:r>
       <w:r>
         <w:rPr>
           <w:lang w:val="sw_KE" w:bidi="sw_KE"/>
         </w:rPr>
         <w:t>). Mathayo aliwaalika marafiki wengi kuwa pamoja na Yesu jioni moja (</w:t>
       </w:r>
-      <w:hyperlink r:id="rId40">
-        <w:r>
-          <w:rPr>
-            <w:lang w:val="sw_KE" w:bidi="sw_KE"/>
-          </w:rPr>
-          <w:rPr>
-            <w:color w:val="0000EE"/>
-            <w:u w:val="single"/>
-          </w:rPr>
-          <w:t>9:10–13</w:t>
-        </w:r>
-      </w:hyperlink>
+      <w:r>
+        <w:rPr>
+          <w:lang w:val="sw_KE" w:bidi="sw_KE"/>
+        </w:rPr>
+        <w:t>9:10–13</w:t>
+      </w:r>
       <w:r>
         <w:rPr>
           <w:lang w:val="sw_KE" w:bidi="sw_KE"/>
         </w:rPr>
         <w:t>), na Mathayo anatajwa miongoni mwa wale mitume kumi na wawili (</w:t>
       </w:r>
-      <w:hyperlink r:id="rId41">
-        <w:r>
-          <w:rPr>
-            <w:lang w:val="sw_KE" w:bidi="sw_KE"/>
-          </w:rPr>
-          <w:rPr>
-            <w:color w:val="0000EE"/>
-            <w:u w:val="single"/>
-          </w:rPr>
-          <w:t>10:2–4</w:t>
-        </w:r>
-      </w:hyperlink>
+      <w:r>
+        <w:rPr>
+          <w:lang w:val="sw_KE" w:bidi="sw_KE"/>
+        </w:rPr>
+        <w:t>10:2–4</w:t>
+      </w:r>
       <w:r>
         <w:rPr>
           <w:lang w:val="sw_KE" w:bidi="sw_KE"/>
         </w:rPr>
         <w:t xml:space="preserve">; tazama pia </w:t>
       </w:r>
-      <w:hyperlink r:id="rId42">
-        <w:r>
-          <w:rPr>
-            <w:lang w:val="sw_KE" w:bidi="sw_KE"/>
-          </w:rPr>
-          <w:rPr>
-            <w:color w:val="0000EE"/>
-            <w:u w:val="single"/>
-          </w:rPr>
-          <w:t>Marko 3:16–19</w:t>
-        </w:r>
-      </w:hyperlink>
+      <w:r>
+        <w:rPr>
+          <w:lang w:val="sw_KE" w:bidi="sw_KE"/>
+        </w:rPr>
+        <w:t>Marko 3:16–19</w:t>
+      </w:r>
       <w:r>
         <w:rPr>
           <w:lang w:val="sw_KE" w:bidi="sw_KE"/>
         </w:rPr>
         <w:t xml:space="preserve">; </w:t>
       </w:r>
-      <w:hyperlink r:id="rId43">
-        <w:r>
-          <w:rPr>
-            <w:lang w:val="sw_KE" w:bidi="sw_KE"/>
-          </w:rPr>
-          <w:rPr>
-            <w:color w:val="0000EE"/>
-            <w:u w:val="single"/>
-          </w:rPr>
-          <w:t>Luka 6:13–16</w:t>
-        </w:r>
-      </w:hyperlink>
+      <w:r>
+        <w:rPr>
+          <w:lang w:val="sw_KE" w:bidi="sw_KE"/>
+        </w:rPr>
+        <w:t>Luka 6:13–16</w:t>
+      </w:r>
       <w:r>
         <w:rPr>
           <w:lang w:val="sw_KE" w:bidi="sw_KE"/>
         </w:rPr>
         <w:t xml:space="preserve">; </w:t>
       </w:r>
-      <w:hyperlink r:id="rId44">
-        <w:r>
-          <w:rPr>
-            <w:lang w:val="sw_KE" w:bidi="sw_KE"/>
-          </w:rPr>
-          <w:rPr>
-            <w:color w:val="0000EE"/>
-            <w:u w:val="single"/>
-          </w:rPr>
-          <w:t>Matendo 1:13</w:t>
-        </w:r>
-      </w:hyperlink>
+      <w:r>
+        <w:rPr>
+          <w:lang w:val="sw_KE" w:bidi="sw_KE"/>
+        </w:rPr>
+        <w:t>Matendo 1:13</w:t>
+      </w:r>
       <w:r>
         <w:rPr>
           <w:lang w:val="sw_KE" w:bidi="sw_KE"/>
@@ -1010,324 +812,216 @@
         </w:rPr>
         <w:t xml:space="preserve">Tofauti na nyaraka za Paulo au Ufunuo wa Yohana, mazingira ya vitabu vya Injili lazima yabainiwe kutokana na maoni na misisitizo iliyo ndani ya vitabu vyenyewe (tazama </w:t>
       </w:r>
-      <w:hyperlink r:id="rId45">
-        <w:r>
-          <w:rPr>
-            <w:lang w:val="sw_KE" w:bidi="sw_KE"/>
-          </w:rPr>
-          <w:rPr>
-            <w:color w:val="0000EE"/>
-            <w:u w:val="single"/>
-          </w:rPr>
-          <w:t>24:15</w:t>
-        </w:r>
-      </w:hyperlink>
+      <w:r>
+        <w:rPr>
+          <w:lang w:val="sw_KE" w:bidi="sw_KE"/>
+        </w:rPr>
+        <w:t>24:15</w:t>
+      </w:r>
       <w:r>
         <w:rPr>
           <w:lang w:val="sw_KE" w:bidi="sw_KE"/>
         </w:rPr>
         <w:t xml:space="preserve">; </w:t>
       </w:r>
-      <w:hyperlink r:id="rId46">
-        <w:r>
-          <w:rPr>
-            <w:lang w:val="sw_KE" w:bidi="sw_KE"/>
-          </w:rPr>
-          <w:rPr>
-            <w:color w:val="0000EE"/>
-            <w:u w:val="single"/>
-          </w:rPr>
-          <w:t>27:46</w:t>
-        </w:r>
-      </w:hyperlink>
+      <w:r>
+        <w:rPr>
+          <w:lang w:val="sw_KE" w:bidi="sw_KE"/>
+        </w:rPr>
+        <w:t>27:46</w:t>
+      </w:r>
       <w:r>
         <w:rPr>
           <w:lang w:val="sw_KE" w:bidi="sw_KE"/>
         </w:rPr>
         <w:t xml:space="preserve">; </w:t>
       </w:r>
-      <w:hyperlink r:id="rId47">
-        <w:r>
-          <w:rPr>
-            <w:lang w:val="sw_KE" w:bidi="sw_KE"/>
-          </w:rPr>
-          <w:rPr>
-            <w:color w:val="0000EE"/>
-            <w:u w:val="single"/>
-          </w:rPr>
-          <w:t>28:15</w:t>
-        </w:r>
-      </w:hyperlink>
+      <w:r>
+        <w:rPr>
+          <w:lang w:val="sw_KE" w:bidi="sw_KE"/>
+        </w:rPr>
+        <w:t>28:15</w:t>
+      </w:r>
       <w:r>
         <w:rPr>
           <w:lang w:val="sw_KE" w:bidi="sw_KE"/>
         </w:rPr>
         <w:t>), kwa vile ushahidi wa moja kwa moja haupo, inaonekana Mathayo iliandikwa wakati ambapo Wakristo na Wayahudi walikuwa wakijadili masuala kama vile jinsi ya kutii sheria (</w:t>
       </w:r>
-      <w:hyperlink r:id="rId48">
-        <w:r>
-          <w:rPr>
-            <w:lang w:val="sw_KE" w:bidi="sw_KE"/>
-          </w:rPr>
-          <w:rPr>
-            <w:color w:val="0000EE"/>
-            <w:u w:val="single"/>
-          </w:rPr>
-          <w:t>5:17–48</w:t>
-        </w:r>
-      </w:hyperlink>
+      <w:r>
+        <w:rPr>
+          <w:lang w:val="sw_KE" w:bidi="sw_KE"/>
+        </w:rPr>
+        <w:t>5:17–48</w:t>
+      </w:r>
       <w:r>
         <w:rPr>
           <w:lang w:val="sw_KE" w:bidi="sw_KE"/>
         </w:rPr>
         <w:t xml:space="preserve">; </w:t>
       </w:r>
-      <w:hyperlink r:id="rId49">
-        <w:r>
-          <w:rPr>
-            <w:lang w:val="sw_KE" w:bidi="sw_KE"/>
-          </w:rPr>
-          <w:rPr>
-            <w:color w:val="0000EE"/>
-            <w:u w:val="single"/>
-          </w:rPr>
-          <w:t>15:1–20</w:t>
-        </w:r>
-      </w:hyperlink>
+      <w:r>
+        <w:rPr>
+          <w:lang w:val="sw_KE" w:bidi="sw_KE"/>
+        </w:rPr>
+        <w:t>15:1–20</w:t>
+      </w:r>
       <w:r>
         <w:rPr>
           <w:lang w:val="sw_KE" w:bidi="sw_KE"/>
         </w:rPr>
         <w:t>), Masihi ni nani (</w:t>
       </w:r>
-      <w:hyperlink r:id="rId50">
-        <w:r>
-          <w:rPr>
-            <w:lang w:val="sw_KE" w:bidi="sw_KE"/>
-          </w:rPr>
-          <w:rPr>
-            <w:color w:val="0000EE"/>
-            <w:u w:val="single"/>
-          </w:rPr>
-          <w:t>sura ya 1–2</w:t>
-        </w:r>
-      </w:hyperlink>
+      <w:r>
+        <w:rPr>
+          <w:lang w:val="sw_KE" w:bidi="sw_KE"/>
+        </w:rPr>
+        <w:t>sura ya 1–2</w:t>
+      </w:r>
       <w:r>
         <w:rPr>
           <w:lang w:val="sw_KE" w:bidi="sw_KE"/>
         </w:rPr>
         <w:t xml:space="preserve">), watu wa kweli wa Mungu ni akina nani (Israeli au kanisa; </w:t>
       </w:r>
-      <w:hyperlink r:id="rId51">
-        <w:r>
-          <w:rPr>
-            <w:lang w:val="sw_KE" w:bidi="sw_KE"/>
-          </w:rPr>
-          <w:rPr>
-            <w:color w:val="0000EE"/>
-            <w:u w:val="single"/>
-          </w:rPr>
-          <w:t>21:33–46</w:t>
-        </w:r>
-      </w:hyperlink>
+      <w:r>
+        <w:rPr>
+          <w:lang w:val="sw_KE" w:bidi="sw_KE"/>
+        </w:rPr>
+        <w:t>21:33–46</w:t>
+      </w:r>
       <w:r>
         <w:rPr>
           <w:lang w:val="sw_KE" w:bidi="sw_KE"/>
         </w:rPr>
         <w:t>); viongozi sahihi wa watu wa Mungu ni akina nani (</w:t>
       </w:r>
-      <w:hyperlink r:id="rId52">
-        <w:r>
-          <w:rPr>
-            <w:lang w:val="sw_KE" w:bidi="sw_KE"/>
-          </w:rPr>
-          <w:rPr>
-            <w:color w:val="0000EE"/>
-            <w:u w:val="single"/>
-          </w:rPr>
-          <w:t>4:18–22</w:t>
-        </w:r>
-      </w:hyperlink>
+      <w:r>
+        <w:rPr>
+          <w:lang w:val="sw_KE" w:bidi="sw_KE"/>
+        </w:rPr>
+        <w:t>4:18–22</w:t>
+      </w:r>
       <w:r>
         <w:rPr>
           <w:lang w:val="sw_KE" w:bidi="sw_KE"/>
         </w:rPr>
         <w:t xml:space="preserve">; </w:t>
       </w:r>
-      <w:hyperlink r:id="rId41">
-        <w:r>
-          <w:rPr>
-            <w:lang w:val="sw_KE" w:bidi="sw_KE"/>
-          </w:rPr>
-          <w:rPr>
-            <w:color w:val="0000EE"/>
-            <w:u w:val="single"/>
-          </w:rPr>
-          <w:t>10:2–4</w:t>
-        </w:r>
-      </w:hyperlink>
+      <w:r>
+        <w:rPr>
+          <w:lang w:val="sw_KE" w:bidi="sw_KE"/>
+        </w:rPr>
+        <w:t>10:2–4</w:t>
+      </w:r>
       <w:r>
         <w:rPr>
           <w:lang w:val="sw_KE" w:bidi="sw_KE"/>
         </w:rPr>
         <w:t xml:space="preserve">; </w:t>
       </w:r>
-      <w:hyperlink r:id="rId53">
-        <w:r>
-          <w:rPr>
-            <w:lang w:val="sw_KE" w:bidi="sw_KE"/>
-          </w:rPr>
-          <w:rPr>
-            <w:color w:val="0000EE"/>
-            <w:u w:val="single"/>
-          </w:rPr>
-          <w:t>21:43</w:t>
-        </w:r>
-      </w:hyperlink>
+      <w:r>
+        <w:rPr>
+          <w:lang w:val="sw_KE" w:bidi="sw_KE"/>
+        </w:rPr>
+        <w:t>21:43</w:t>
+      </w:r>
       <w:r>
         <w:rPr>
           <w:lang w:val="sw_KE" w:bidi="sw_KE"/>
         </w:rPr>
         <w:t xml:space="preserve">; </w:t>
       </w:r>
-      <w:hyperlink r:id="rId54">
-        <w:r>
-          <w:rPr>
-            <w:lang w:val="sw_KE" w:bidi="sw_KE"/>
-          </w:rPr>
-          <w:rPr>
-            <w:color w:val="0000EE"/>
-            <w:u w:val="single"/>
-          </w:rPr>
-          <w:t>23:1–36</w:t>
-        </w:r>
-      </w:hyperlink>
+      <w:r>
+        <w:rPr>
+          <w:lang w:val="sw_KE" w:bidi="sw_KE"/>
+        </w:rPr>
+        <w:t>23:1–36</w:t>
+      </w:r>
       <w:r>
         <w:rPr>
           <w:lang w:val="sw_KE" w:bidi="sw_KE"/>
         </w:rPr>
         <w:t xml:space="preserve">; </w:t>
       </w:r>
-      <w:hyperlink r:id="rId55">
-        <w:r>
-          <w:rPr>
-            <w:lang w:val="sw_KE" w:bidi="sw_KE"/>
-          </w:rPr>
-          <w:rPr>
-            <w:color w:val="0000EE"/>
-            <w:u w:val="single"/>
-          </w:rPr>
-          <w:t>28:16–20</w:t>
-        </w:r>
-      </w:hyperlink>
+      <w:r>
+        <w:rPr>
+          <w:lang w:val="sw_KE" w:bidi="sw_KE"/>
+        </w:rPr>
+        <w:t>28:16–20</w:t>
+      </w:r>
       <w:r>
         <w:rPr>
           <w:lang w:val="sw_KE" w:bidi="sw_KE"/>
         </w:rPr>
         <w:t>), na jinsi watu wa Mataifa wanavyohusishwa na kanisa na Israeli (</w:t>
       </w:r>
-      <w:hyperlink r:id="rId56">
-        <w:r>
-          <w:rPr>
-            <w:lang w:val="sw_KE" w:bidi="sw_KE"/>
-          </w:rPr>
-          <w:rPr>
-            <w:color w:val="0000EE"/>
-            <w:u w:val="single"/>
-          </w:rPr>
-          <w:t>2:1–12</w:t>
-        </w:r>
-      </w:hyperlink>
+      <w:r>
+        <w:rPr>
+          <w:lang w:val="sw_KE" w:bidi="sw_KE"/>
+        </w:rPr>
+        <w:t>2:1–12</w:t>
+      </w:r>
       <w:r>
         <w:rPr>
           <w:lang w:val="sw_KE" w:bidi="sw_KE"/>
         </w:rPr>
         <w:t xml:space="preserve">; </w:t>
       </w:r>
-      <w:hyperlink r:id="rId57">
-        <w:r>
-          <w:rPr>
-            <w:lang w:val="sw_KE" w:bidi="sw_KE"/>
-          </w:rPr>
-          <w:rPr>
-            <w:color w:val="0000EE"/>
-            <w:u w:val="single"/>
-          </w:rPr>
-          <w:t>3:7–10</w:t>
-        </w:r>
-      </w:hyperlink>
+      <w:r>
+        <w:rPr>
+          <w:lang w:val="sw_KE" w:bidi="sw_KE"/>
+        </w:rPr>
+        <w:t>3:7–10</w:t>
+      </w:r>
       <w:r>
         <w:rPr>
           <w:lang w:val="sw_KE" w:bidi="sw_KE"/>
         </w:rPr>
         <w:t xml:space="preserve">; </w:t>
       </w:r>
-      <w:hyperlink r:id="rId58">
-        <w:r>
-          <w:rPr>
-            <w:lang w:val="sw_KE" w:bidi="sw_KE"/>
-          </w:rPr>
-          <w:rPr>
-            <w:color w:val="0000EE"/>
-            <w:u w:val="single"/>
-          </w:rPr>
-          <w:t>4:12–16</w:t>
-        </w:r>
-      </w:hyperlink>
+      <w:r>
+        <w:rPr>
+          <w:lang w:val="sw_KE" w:bidi="sw_KE"/>
+        </w:rPr>
+        <w:t>4:12–16</w:t>
+      </w:r>
       <w:r>
         <w:rPr>
           <w:lang w:val="sw_KE" w:bidi="sw_KE"/>
         </w:rPr>
         <w:t xml:space="preserve">; </w:t>
       </w:r>
-      <w:hyperlink r:id="rId59">
-        <w:r>
-          <w:rPr>
-            <w:lang w:val="sw_KE" w:bidi="sw_KE"/>
-          </w:rPr>
-          <w:rPr>
-            <w:color w:val="0000EE"/>
-            <w:u w:val="single"/>
-          </w:rPr>
-          <w:t>8:5–13</w:t>
-        </w:r>
-      </w:hyperlink>
+      <w:r>
+        <w:rPr>
+          <w:lang w:val="sw_KE" w:bidi="sw_KE"/>
+        </w:rPr>
+        <w:t>8:5–13</w:t>
+      </w:r>
       <w:r>
         <w:rPr>
           <w:lang w:val="sw_KE" w:bidi="sw_KE"/>
         </w:rPr>
         <w:t xml:space="preserve">; </w:t>
       </w:r>
-      <w:hyperlink r:id="rId60">
-        <w:r>
-          <w:rPr>
-            <w:lang w:val="sw_KE" w:bidi="sw_KE"/>
-          </w:rPr>
-          <w:rPr>
-            <w:color w:val="0000EE"/>
-            <w:u w:val="single"/>
-          </w:rPr>
-          <w:t>15:21–28</w:t>
-        </w:r>
-      </w:hyperlink>
+      <w:r>
+        <w:rPr>
+          <w:lang w:val="sw_KE" w:bidi="sw_KE"/>
+        </w:rPr>
+        <w:t>15:21–28</w:t>
+      </w:r>
       <w:r>
         <w:rPr>
           <w:lang w:val="sw_KE" w:bidi="sw_KE"/>
         </w:rPr>
         <w:t xml:space="preserve">; </w:t>
       </w:r>
-      <w:hyperlink r:id="rId55">
-        <w:r>
-          <w:rPr>
-            <w:lang w:val="sw_KE" w:bidi="sw_KE"/>
-          </w:rPr>
-          <w:rPr>
-            <w:color w:val="0000EE"/>
-            <w:u w:val="single"/>
-          </w:rPr>
-          <w:t>28:16–20</w:t>
-        </w:r>
-      </w:hyperlink>
+      <w:r>
+        <w:rPr>
+          <w:lang w:val="sw_KE" w:bidi="sw_KE"/>
+        </w:rPr>
+        <w:t>28:16–20</w:t>
+      </w:r>
       <w:r>
         <w:rPr>
           <w:lang w:val="sw_KE" w:bidi="sw_KE"/>
@@ -1348,180 +1042,120 @@
         </w:rPr>
         <w:t xml:space="preserve">Kuna mjadala mzito kuhusu ikiwa Injili ya Mathayo ilitokana na jamii ambayo bado ilikuwa sehemu ya dini ya Kiyahudi au jamii ambayo tayari ilikuwa imeondoka katika dini ya Kiyahudi. Kwa maneno mengine, je, jamii ya Wakristo ya Mathayo ilikuwa imejitenga na dini ya Kiyahudi, au bado ilikuwa sehemu ya dini ya Kiyahudi? Au, je, Mathayo iliandikwa kwa ajili ya wasomaji wa aina mbalimbali badala ya jamii fulani mahususi? Ukristo wa awali ulijumuisha jamii mbalimbali: baadhi ya viongozi wa Kikristo, kama vile Yakobo, walidumisha uhusiano na jamii za Wayahudi. Katika kujadili swali hili, wasomi huchunguza vifungu vifuatavyo: </w:t>
       </w:r>
-      <w:hyperlink r:id="rId56">
-        <w:r>
-          <w:rPr>
-            <w:lang w:val="sw_KE" w:bidi="sw_KE"/>
-          </w:rPr>
-          <w:rPr>
-            <w:color w:val="0000EE"/>
-            <w:u w:val="single"/>
-          </w:rPr>
-          <w:t>2:1–12</w:t>
-        </w:r>
-      </w:hyperlink>
+      <w:r>
+        <w:rPr>
+          <w:lang w:val="sw_KE" w:bidi="sw_KE"/>
+        </w:rPr>
+        <w:t>2:1–12</w:t>
+      </w:r>
       <w:r>
         <w:rPr>
           <w:lang w:val="sw_KE" w:bidi="sw_KE"/>
         </w:rPr>
         <w:t xml:space="preserve">; </w:t>
       </w:r>
-      <w:hyperlink r:id="rId58">
-        <w:r>
-          <w:rPr>
-            <w:lang w:val="sw_KE" w:bidi="sw_KE"/>
-          </w:rPr>
-          <w:rPr>
-            <w:color w:val="0000EE"/>
-            <w:u w:val="single"/>
-          </w:rPr>
-          <w:t>4:12–16</w:t>
-        </w:r>
-      </w:hyperlink>
+      <w:r>
+        <w:rPr>
+          <w:lang w:val="sw_KE" w:bidi="sw_KE"/>
+        </w:rPr>
+        <w:t>4:12–16</w:t>
+      </w:r>
       <w:r>
         <w:rPr>
           <w:lang w:val="sw_KE" w:bidi="sw_KE"/>
         </w:rPr>
         <w:t xml:space="preserve">; </w:t>
       </w:r>
-      <w:hyperlink r:id="rId59">
-        <w:r>
-          <w:rPr>
-            <w:lang w:val="sw_KE" w:bidi="sw_KE"/>
-          </w:rPr>
-          <w:rPr>
-            <w:color w:val="0000EE"/>
-            <w:u w:val="single"/>
-          </w:rPr>
-          <w:t>8:5–13</w:t>
-        </w:r>
-      </w:hyperlink>
+      <w:r>
+        <w:rPr>
+          <w:lang w:val="sw_KE" w:bidi="sw_KE"/>
+        </w:rPr>
+        <w:t>8:5–13</w:t>
+      </w:r>
       <w:r>
         <w:rPr>
           <w:lang w:val="sw_KE" w:bidi="sw_KE"/>
         </w:rPr>
         <w:t xml:space="preserve">; </w:t>
       </w:r>
-      <w:hyperlink r:id="rId61">
-        <w:r>
-          <w:rPr>
-            <w:lang w:val="sw_KE" w:bidi="sw_KE"/>
-          </w:rPr>
-          <w:rPr>
-            <w:color w:val="0000EE"/>
-            <w:u w:val="single"/>
-          </w:rPr>
-          <w:t>10:5–6</w:t>
-        </w:r>
-      </w:hyperlink>
+      <w:r>
+        <w:rPr>
+          <w:lang w:val="sw_KE" w:bidi="sw_KE"/>
+        </w:rPr>
+        <w:t>10:5–6</w:t>
+      </w:r>
       <w:r>
         <w:rPr>
           <w:lang w:val="sw_KE" w:bidi="sw_KE"/>
         </w:rPr>
         <w:t xml:space="preserve">; </w:t>
       </w:r>
-      <w:hyperlink r:id="rId60">
-        <w:r>
-          <w:rPr>
-            <w:lang w:val="sw_KE" w:bidi="sw_KE"/>
-          </w:rPr>
-          <w:rPr>
-            <w:color w:val="0000EE"/>
-            <w:u w:val="single"/>
-          </w:rPr>
-          <w:t>15:21–28</w:t>
-        </w:r>
-      </w:hyperlink>
+      <w:r>
+        <w:rPr>
+          <w:lang w:val="sw_KE" w:bidi="sw_KE"/>
+        </w:rPr>
+        <w:t>15:21–28</w:t>
+      </w:r>
       <w:r>
         <w:rPr>
           <w:lang w:val="sw_KE" w:bidi="sw_KE"/>
         </w:rPr>
         <w:t xml:space="preserve">; </w:t>
       </w:r>
-      <w:hyperlink r:id="rId62">
-        <w:r>
-          <w:rPr>
-            <w:lang w:val="sw_KE" w:bidi="sw_KE"/>
-          </w:rPr>
-          <w:rPr>
-            <w:color w:val="0000EE"/>
-            <w:u w:val="single"/>
-          </w:rPr>
-          <w:t>17:24–27</w:t>
-        </w:r>
-      </w:hyperlink>
+      <w:r>
+        <w:rPr>
+          <w:lang w:val="sw_KE" w:bidi="sw_KE"/>
+        </w:rPr>
+        <w:t>17:24–27</w:t>
+      </w:r>
       <w:r>
         <w:rPr>
           <w:lang w:val="sw_KE" w:bidi="sw_KE"/>
         </w:rPr>
         <w:t xml:space="preserve">; </w:t>
       </w:r>
-      <w:hyperlink r:id="rId63">
-        <w:r>
-          <w:rPr>
-            <w:lang w:val="sw_KE" w:bidi="sw_KE"/>
-          </w:rPr>
-          <w:rPr>
-            <w:color w:val="0000EE"/>
-            <w:u w:val="single"/>
-          </w:rPr>
-          <w:t>19:28</w:t>
-        </w:r>
-      </w:hyperlink>
+      <w:r>
+        <w:rPr>
+          <w:lang w:val="sw_KE" w:bidi="sw_KE"/>
+        </w:rPr>
+        <w:t>19:28</w:t>
+      </w:r>
       <w:r>
         <w:rPr>
           <w:lang w:val="sw_KE" w:bidi="sw_KE"/>
         </w:rPr>
         <w:t xml:space="preserve">; </w:t>
       </w:r>
-      <w:hyperlink r:id="rId53">
-        <w:r>
-          <w:rPr>
-            <w:lang w:val="sw_KE" w:bidi="sw_KE"/>
-          </w:rPr>
-          <w:rPr>
-            <w:color w:val="0000EE"/>
-            <w:u w:val="single"/>
-          </w:rPr>
-          <w:t>21:43</w:t>
-        </w:r>
-      </w:hyperlink>
+      <w:r>
+        <w:rPr>
+          <w:lang w:val="sw_KE" w:bidi="sw_KE"/>
+        </w:rPr>
+        <w:t>21:43</w:t>
+      </w:r>
       <w:r>
         <w:rPr>
           <w:lang w:val="sw_KE" w:bidi="sw_KE"/>
         </w:rPr>
         <w:t xml:space="preserve">; </w:t>
       </w:r>
-      <w:hyperlink r:id="rId64">
-        <w:r>
-          <w:rPr>
-            <w:lang w:val="sw_KE" w:bidi="sw_KE"/>
-          </w:rPr>
-          <w:rPr>
-            <w:color w:val="0000EE"/>
-            <w:u w:val="single"/>
-          </w:rPr>
-          <w:t>22:7</w:t>
-        </w:r>
-      </w:hyperlink>
+      <w:r>
+        <w:rPr>
+          <w:lang w:val="sw_KE" w:bidi="sw_KE"/>
+        </w:rPr>
+        <w:t>22:7</w:t>
+      </w:r>
       <w:r>
         <w:rPr>
           <w:lang w:val="sw_KE" w:bidi="sw_KE"/>
         </w:rPr>
         <w:t xml:space="preserve">; </w:t>
       </w:r>
-      <w:hyperlink r:id="rId21">
-        <w:r>
-          <w:rPr>
-            <w:lang w:val="sw_KE" w:bidi="sw_KE"/>
-          </w:rPr>
-          <w:rPr>
-            <w:color w:val="0000EE"/>
-            <w:u w:val="single"/>
-          </w:rPr>
-          <w:t>23:1–39</w:t>
-        </w:r>
-      </w:hyperlink>
+      <w:r>
+        <w:rPr>
+          <w:lang w:val="sw_KE" w:bidi="sw_KE"/>
+        </w:rPr>
+        <w:t>23:1–39</w:t>
+      </w:r>
       <w:r>
         <w:rPr>
           <w:lang w:val="sw_KE" w:bidi="sw_KE"/>
@@ -1592,18 +1226,12 @@
         </w:rPr>
         <w:t>Baadhi ya watu kwa kweli wanamfuata Yesu. Kwa kufuata maagizo ya Yesu, wanafunzi hawa wanaeneza injili katika ulimwengu wa Kirumi na kujenga jamii (kanisa) ambayo inajumuisha Wayahudi na watu wa Mataifa. Hata hivyo, Kwa ujumla, Israeli inakataa kumfuata Masihi wake, na Yesu anaonya kwamba watapata hukumu ya Mungu (</w:t>
       </w:r>
-      <w:hyperlink r:id="rId29">
-        <w:r>
-          <w:rPr>
-            <w:lang w:val="sw_KE" w:bidi="sw_KE"/>
-          </w:rPr>
-          <w:rPr>
-            <w:color w:val="0000EE"/>
-            <w:u w:val="single"/>
-          </w:rPr>
-          <w:t>sura ya 23–25</w:t>
-        </w:r>
-      </w:hyperlink>
+      <w:r>
+        <w:rPr>
+          <w:lang w:val="sw_KE" w:bidi="sw_KE"/>
+        </w:rPr>
+        <w:t>sura ya 23–25</w:t>
+      </w:r>
       <w:r>
         <w:rPr>
           <w:lang w:val="sw_KE" w:bidi="sw_KE"/>
@@ -1638,162 +1266,108 @@
         </w:rPr>
         <w:t>Masihi (Kristo). Mathayo anatilia mkazo Yesu kama Masihi (Kristo) (</w:t>
       </w:r>
-      <w:hyperlink r:id="rId65">
-        <w:r>
-          <w:rPr>
-            <w:lang w:val="sw_KE" w:bidi="sw_KE"/>
-          </w:rPr>
-          <w:rPr>
-            <w:color w:val="0000EE"/>
-            <w:u w:val="single"/>
-          </w:rPr>
-          <w:t>1:1</w:t>
-        </w:r>
-      </w:hyperlink>
+      <w:r>
+        <w:rPr>
+          <w:lang w:val="sw_KE" w:bidi="sw_KE"/>
+        </w:rPr>
+        <w:t>1:1</w:t>
+      </w:r>
       <w:r>
         <w:rPr>
           <w:lang w:val="sw_KE" w:bidi="sw_KE"/>
         </w:rPr>
         <w:t xml:space="preserve">, </w:t>
       </w:r>
-      <w:hyperlink r:id="rId66">
-        <w:r>
-          <w:rPr>
-            <w:lang w:val="sw_KE" w:bidi="sw_KE"/>
-          </w:rPr>
-          <w:rPr>
-            <w:color w:val="0000EE"/>
-            <w:u w:val="single"/>
-          </w:rPr>
-          <w:t>16–18</w:t>
-        </w:r>
-      </w:hyperlink>
+      <w:r>
+        <w:rPr>
+          <w:lang w:val="sw_KE" w:bidi="sw_KE"/>
+        </w:rPr>
+        <w:t>16–18</w:t>
+      </w:r>
       <w:r>
         <w:rPr>
           <w:lang w:val="sw_KE" w:bidi="sw_KE"/>
         </w:rPr>
         <w:t xml:space="preserve">; </w:t>
       </w:r>
-      <w:hyperlink r:id="rId67">
-        <w:r>
-          <w:rPr>
-            <w:lang w:val="sw_KE" w:bidi="sw_KE"/>
-          </w:rPr>
-          <w:rPr>
-            <w:color w:val="0000EE"/>
-            <w:u w:val="single"/>
-          </w:rPr>
-          <w:t>11:2–3</w:t>
-        </w:r>
-      </w:hyperlink>
+      <w:r>
+        <w:rPr>
+          <w:lang w:val="sw_KE" w:bidi="sw_KE"/>
+        </w:rPr>
+        <w:t>11:2–3</w:t>
+      </w:r>
       <w:r>
         <w:rPr>
           <w:lang w:val="sw_KE" w:bidi="sw_KE"/>
         </w:rPr>
         <w:t xml:space="preserve">; </w:t>
       </w:r>
-      <w:hyperlink r:id="rId68">
-        <w:r>
-          <w:rPr>
-            <w:lang w:val="sw_KE" w:bidi="sw_KE"/>
-          </w:rPr>
-          <w:rPr>
-            <w:color w:val="0000EE"/>
-            <w:u w:val="single"/>
-          </w:rPr>
-          <w:t>16:16</w:t>
-        </w:r>
-      </w:hyperlink>
+      <w:r>
+        <w:rPr>
+          <w:lang w:val="sw_KE" w:bidi="sw_KE"/>
+        </w:rPr>
+        <w:t>16:16</w:t>
+      </w:r>
       <w:r>
         <w:rPr>
           <w:lang w:val="sw_KE" w:bidi="sw_KE"/>
         </w:rPr>
         <w:t xml:space="preserve">, </w:t>
       </w:r>
-      <w:hyperlink r:id="rId69">
-        <w:r>
-          <w:rPr>
-            <w:lang w:val="sw_KE" w:bidi="sw_KE"/>
-          </w:rPr>
-          <w:rPr>
-            <w:color w:val="0000EE"/>
-            <w:u w:val="single"/>
-          </w:rPr>
-          <w:t>20</w:t>
-        </w:r>
-      </w:hyperlink>
+      <w:r>
+        <w:rPr>
+          <w:lang w:val="sw_KE" w:bidi="sw_KE"/>
+        </w:rPr>
+        <w:t>20</w:t>
+      </w:r>
       <w:r>
         <w:rPr>
           <w:lang w:val="sw_KE" w:bidi="sw_KE"/>
         </w:rPr>
         <w:t xml:space="preserve">; </w:t>
       </w:r>
-      <w:hyperlink r:id="rId70">
-        <w:r>
-          <w:rPr>
-            <w:lang w:val="sw_KE" w:bidi="sw_KE"/>
-          </w:rPr>
-          <w:rPr>
-            <w:color w:val="0000EE"/>
-            <w:u w:val="single"/>
-          </w:rPr>
-          <w:t>23:10</w:t>
-        </w:r>
-      </w:hyperlink>
+      <w:r>
+        <w:rPr>
+          <w:lang w:val="sw_KE" w:bidi="sw_KE"/>
+        </w:rPr>
+        <w:t>23:10</w:t>
+      </w:r>
       <w:r>
         <w:rPr>
           <w:lang w:val="sw_KE" w:bidi="sw_KE"/>
         </w:rPr>
         <w:t>). Anamzingatia Yesu kama utimilifu wa matarajio ya Agano la Kale, ingawa si kwa njia ambayo Wayahudi wa enzi yake walitarajia. Kwa Mathayo, ni wazi kwamba Yesu ni Mwana wa Mungu, aliyezaliwa na Bikira Mariamu ili kuleta wokovu kwa watu wake (</w:t>
       </w:r>
-      <w:hyperlink r:id="rId71">
-        <w:r>
-          <w:rPr>
-            <w:lang w:val="sw_KE" w:bidi="sw_KE"/>
-          </w:rPr>
-          <w:rPr>
-            <w:color w:val="0000EE"/>
-            <w:u w:val="single"/>
-          </w:rPr>
-          <w:t>1:21</w:t>
-        </w:r>
-      </w:hyperlink>
+      <w:r>
+        <w:rPr>
+          <w:lang w:val="sw_KE" w:bidi="sw_KE"/>
+        </w:rPr>
+        <w:t>1:21</w:t>
+      </w:r>
       <w:r>
         <w:rPr>
           <w:lang w:val="sw_KE" w:bidi="sw_KE"/>
         </w:rPr>
         <w:t>). Kwa ufupi, Yesi ni "Imanueli, inayomaanisha 'Mungu pamoja nasi'" (</w:t>
       </w:r>
-      <w:hyperlink r:id="rId72">
-        <w:r>
-          <w:rPr>
-            <w:lang w:val="sw_KE" w:bidi="sw_KE"/>
-          </w:rPr>
-          <w:rPr>
-            <w:color w:val="0000EE"/>
-            <w:u w:val="single"/>
-          </w:rPr>
-          <w:t>1:23</w:t>
-        </w:r>
-      </w:hyperlink>
+      <w:r>
+        <w:rPr>
+          <w:lang w:val="sw_KE" w:bidi="sw_KE"/>
+        </w:rPr>
+        <w:t>1:23</w:t>
+      </w:r>
       <w:r>
         <w:rPr>
           <w:lang w:val="sw_KE" w:bidi="sw_KE"/>
         </w:rPr>
         <w:t xml:space="preserve">; </w:t>
       </w:r>
-      <w:hyperlink r:id="rId73">
-        <w:r>
-          <w:rPr>
-            <w:lang w:val="sw_KE" w:bidi="sw_KE"/>
-          </w:rPr>
-          <w:rPr>
-            <w:color w:val="0000EE"/>
-            <w:u w:val="single"/>
-          </w:rPr>
-          <w:t>28:20</w:t>
-        </w:r>
-      </w:hyperlink>
+      <w:r>
+        <w:rPr>
+          <w:lang w:val="sw_KE" w:bidi="sw_KE"/>
+        </w:rPr>
+        <w:t>28:20</w:t>
+      </w:r>
       <w:r>
         <w:rPr>
           <w:lang w:val="sw_KE" w:bidi="sw_KE"/>
@@ -1814,288 +1388,192 @@
         </w:rPr>
         <w:t>Ufalme wa Mbinguni. Usemi “Ufalme wa Mbinguni,” ambao umetumiwa mara thelathini na Mathayo, ni njia mbadala ya Wayahudi kusema “Ufalme wa Mungu.” Mathayo anatumia usemi huu kuwasilisha (1) utawala wa Mungu usioonekana lakini uliopo duniani kupitia kazi ya ukombozi ya Yesu Masihi; (2) utimilifu wa ahadi za Agano la Kale (</w:t>
       </w:r>
-      <w:hyperlink r:id="rId36">
-        <w:r>
-          <w:rPr>
-            <w:lang w:val="sw_KE" w:bidi="sw_KE"/>
-          </w:rPr>
-          <w:rPr>
-            <w:color w:val="0000EE"/>
-            <w:u w:val="single"/>
-          </w:rPr>
-          <w:t>4:17</w:t>
-        </w:r>
-      </w:hyperlink>
+      <w:r>
+        <w:rPr>
+          <w:lang w:val="sw_KE" w:bidi="sw_KE"/>
+        </w:rPr>
+        <w:t>4:17</w:t>
+      </w:r>
       <w:r>
         <w:rPr>
           <w:lang w:val="sw_KE" w:bidi="sw_KE"/>
         </w:rPr>
         <w:t xml:space="preserve">; </w:t>
       </w:r>
-      <w:hyperlink r:id="rId74">
-        <w:r>
-          <w:rPr>
-            <w:lang w:val="sw_KE" w:bidi="sw_KE"/>
-          </w:rPr>
-          <w:rPr>
-            <w:color w:val="0000EE"/>
-            <w:u w:val="single"/>
-          </w:rPr>
-          <w:t>11:11–15</w:t>
-        </w:r>
-      </w:hyperlink>
+      <w:r>
+        <w:rPr>
+          <w:lang w:val="sw_KE" w:bidi="sw_KE"/>
+        </w:rPr>
+        <w:t>11:11–15</w:t>
+      </w:r>
       <w:r>
         <w:rPr>
           <w:lang w:val="sw_KE" w:bidi="sw_KE"/>
         </w:rPr>
         <w:t>); (3) kazi ya ukombozi ya Mungu, mara nyingi kupitia njia tulivu na nyenyekevu (</w:t>
       </w:r>
-      <w:hyperlink r:id="rId75">
-        <w:r>
-          <w:rPr>
-            <w:lang w:val="sw_KE" w:bidi="sw_KE"/>
-          </w:rPr>
-          <w:rPr>
-            <w:color w:val="0000EE"/>
-            <w:u w:val="single"/>
-          </w:rPr>
-          <w:t>11:25</w:t>
-        </w:r>
-      </w:hyperlink>
+      <w:r>
+        <w:rPr>
+          <w:lang w:val="sw_KE" w:bidi="sw_KE"/>
+        </w:rPr>
+        <w:t>11:25</w:t>
+      </w:r>
       <w:r>
         <w:rPr>
           <w:lang w:val="sw_KE" w:bidi="sw_KE"/>
         </w:rPr>
         <w:t xml:space="preserve">; </w:t>
       </w:r>
-      <w:hyperlink r:id="rId76">
-        <w:r>
-          <w:rPr>
-            <w:lang w:val="sw_KE" w:bidi="sw_KE"/>
-          </w:rPr>
-          <w:rPr>
-            <w:color w:val="0000EE"/>
-            <w:u w:val="single"/>
-          </w:rPr>
-          <w:t>13:24–30</w:t>
-        </w:r>
-      </w:hyperlink>
+      <w:r>
+        <w:rPr>
+          <w:lang w:val="sw_KE" w:bidi="sw_KE"/>
+        </w:rPr>
+        <w:t>13:24–30</w:t>
+      </w:r>
       <w:r>
         <w:rPr>
           <w:lang w:val="sw_KE" w:bidi="sw_KE"/>
         </w:rPr>
         <w:t xml:space="preserve">, </w:t>
       </w:r>
-      <w:hyperlink r:id="rId77">
-        <w:r>
-          <w:rPr>
-            <w:lang w:val="sw_KE" w:bidi="sw_KE"/>
-          </w:rPr>
-          <w:rPr>
-            <w:color w:val="0000EE"/>
-            <w:u w:val="single"/>
-          </w:rPr>
-          <w:t>36–43</w:t>
-        </w:r>
-      </w:hyperlink>
+      <w:r>
+        <w:rPr>
+          <w:lang w:val="sw_KE" w:bidi="sw_KE"/>
+        </w:rPr>
+        <w:t>36–43</w:t>
+      </w:r>
       <w:r>
         <w:rPr>
           <w:lang w:val="sw_KE" w:bidi="sw_KE"/>
         </w:rPr>
         <w:t>); (4) uwezo na nguvu ya kazi ya Mungu (</w:t>
       </w:r>
-      <w:hyperlink r:id="rId78">
-        <w:r>
-          <w:rPr>
-            <w:lang w:val="sw_KE" w:bidi="sw_KE"/>
-          </w:rPr>
-          <w:rPr>
-            <w:color w:val="0000EE"/>
-            <w:u w:val="single"/>
-          </w:rPr>
-          <w:t>11:2–6</w:t>
-        </w:r>
-      </w:hyperlink>
+      <w:r>
+        <w:rPr>
+          <w:lang w:val="sw_KE" w:bidi="sw_KE"/>
+        </w:rPr>
+        <w:t>11:2–6</w:t>
+      </w:r>
       <w:r>
         <w:rPr>
           <w:lang w:val="sw_KE" w:bidi="sw_KE"/>
         </w:rPr>
         <w:t xml:space="preserve">, </w:t>
       </w:r>
-      <w:hyperlink r:id="rId79">
-        <w:r>
-          <w:rPr>
-            <w:lang w:val="sw_KE" w:bidi="sw_KE"/>
-          </w:rPr>
-          <w:rPr>
-            <w:color w:val="0000EE"/>
-            <w:u w:val="single"/>
-          </w:rPr>
-          <w:t>12–13</w:t>
-        </w:r>
-      </w:hyperlink>
+      <w:r>
+        <w:rPr>
+          <w:lang w:val="sw_KE" w:bidi="sw_KE"/>
+        </w:rPr>
+        <w:t>12–13</w:t>
+      </w:r>
       <w:r>
         <w:rPr>
           <w:lang w:val="sw_KE" w:bidi="sw_KE"/>
         </w:rPr>
         <w:t xml:space="preserve">; </w:t>
       </w:r>
-      <w:hyperlink r:id="rId80">
-        <w:r>
-          <w:rPr>
-            <w:lang w:val="sw_KE" w:bidi="sw_KE"/>
-          </w:rPr>
-          <w:rPr>
-            <w:color w:val="0000EE"/>
-            <w:u w:val="single"/>
-          </w:rPr>
-          <w:t>12:28</w:t>
-        </w:r>
-      </w:hyperlink>
+      <w:r>
+        <w:rPr>
+          <w:lang w:val="sw_KE" w:bidi="sw_KE"/>
+        </w:rPr>
+        <w:t>12:28</w:t>
+      </w:r>
       <w:r>
         <w:rPr>
           <w:lang w:val="sw_KE" w:bidi="sw_KE"/>
         </w:rPr>
         <w:t>); (5) ujio wa Ufalme katika “kizazi” fulani (</w:t>
       </w:r>
-      <w:hyperlink r:id="rId81">
-        <w:r>
-          <w:rPr>
-            <w:lang w:val="sw_KE" w:bidi="sw_KE"/>
-          </w:rPr>
-          <w:rPr>
-            <w:color w:val="0000EE"/>
-            <w:u w:val="single"/>
-          </w:rPr>
-          <w:t>10:23</w:t>
-        </w:r>
-      </w:hyperlink>
+      <w:r>
+        <w:rPr>
+          <w:lang w:val="sw_KE" w:bidi="sw_KE"/>
+        </w:rPr>
+        <w:t>10:23</w:t>
+      </w:r>
       <w:r>
         <w:rPr>
           <w:lang w:val="sw_KE" w:bidi="sw_KE"/>
         </w:rPr>
         <w:t xml:space="preserve">; </w:t>
       </w:r>
-      <w:hyperlink r:id="rId82">
-        <w:r>
-          <w:rPr>
-            <w:lang w:val="sw_KE" w:bidi="sw_KE"/>
-          </w:rPr>
-          <w:rPr>
-            <w:color w:val="0000EE"/>
-            <w:u w:val="single"/>
-          </w:rPr>
-          <w:t>16:28</w:t>
-        </w:r>
-      </w:hyperlink>
+      <w:r>
+        <w:rPr>
+          <w:lang w:val="sw_KE" w:bidi="sw_KE"/>
+        </w:rPr>
+        <w:t>16:28</w:t>
+      </w:r>
       <w:r>
         <w:rPr>
           <w:lang w:val="sw_KE" w:bidi="sw_KE"/>
         </w:rPr>
         <w:t xml:space="preserve">; </w:t>
       </w:r>
-      <w:hyperlink r:id="rId83">
-        <w:r>
-          <w:rPr>
-            <w:lang w:val="sw_KE" w:bidi="sw_KE"/>
-          </w:rPr>
-          <w:rPr>
-            <w:color w:val="0000EE"/>
-            <w:u w:val="single"/>
-          </w:rPr>
-          <w:t>24:34</w:t>
-        </w:r>
-      </w:hyperlink>
+      <w:r>
+        <w:rPr>
+          <w:lang w:val="sw_KE" w:bidi="sw_KE"/>
+        </w:rPr>
+        <w:t>24:34</w:t>
+      </w:r>
       <w:r>
         <w:rPr>
           <w:lang w:val="sw_KE" w:bidi="sw_KE"/>
         </w:rPr>
         <w:t>); (6) hukumu ya mwisho ya Mungu (</w:t>
       </w:r>
-      <w:hyperlink r:id="rId84">
-        <w:r>
-          <w:rPr>
-            <w:lang w:val="sw_KE" w:bidi="sw_KE"/>
-          </w:rPr>
-          <w:rPr>
-            <w:color w:val="0000EE"/>
-            <w:u w:val="single"/>
-          </w:rPr>
-          <w:t>25:31–46</w:t>
-        </w:r>
-      </w:hyperlink>
+      <w:r>
+        <w:rPr>
+          <w:lang w:val="sw_KE" w:bidi="sw_KE"/>
+        </w:rPr>
+        <w:t>25:31–46</w:t>
+      </w:r>
       <w:r>
         <w:rPr>
           <w:lang w:val="sw_KE" w:bidi="sw_KE"/>
         </w:rPr>
         <w:t>); na (7) ushirika kamili kati ya watu wote watakatifu wa Mungu na Baba (</w:t>
       </w:r>
-      <w:hyperlink r:id="rId85">
-        <w:r>
-          <w:rPr>
-            <w:lang w:val="sw_KE" w:bidi="sw_KE"/>
-          </w:rPr>
-          <w:rPr>
-            <w:color w:val="0000EE"/>
-            <w:u w:val="single"/>
-          </w:rPr>
-          <w:t>8:11–12</w:t>
-        </w:r>
-      </w:hyperlink>
+      <w:r>
+        <w:rPr>
+          <w:lang w:val="sw_KE" w:bidi="sw_KE"/>
+        </w:rPr>
+        <w:t>8:11–12</w:t>
+      </w:r>
       <w:r>
         <w:rPr>
           <w:lang w:val="sw_KE" w:bidi="sw_KE"/>
         </w:rPr>
         <w:t xml:space="preserve">; </w:t>
       </w:r>
-      <w:hyperlink r:id="rId86">
-        <w:r>
-          <w:rPr>
-            <w:lang w:val="sw_KE" w:bidi="sw_KE"/>
-          </w:rPr>
-          <w:rPr>
-            <w:color w:val="0000EE"/>
-            <w:u w:val="single"/>
-          </w:rPr>
-          <w:t>13:43</w:t>
-        </w:r>
-      </w:hyperlink>
+      <w:r>
+        <w:rPr>
+          <w:lang w:val="sw_KE" w:bidi="sw_KE"/>
+        </w:rPr>
+        <w:t>13:43</w:t>
+      </w:r>
       <w:r>
         <w:rPr>
           <w:lang w:val="sw_KE" w:bidi="sw_KE"/>
         </w:rPr>
         <w:t xml:space="preserve">; </w:t>
       </w:r>
-      <w:hyperlink r:id="rId87">
-        <w:r>
-          <w:rPr>
-            <w:lang w:val="sw_KE" w:bidi="sw_KE"/>
-          </w:rPr>
-          <w:rPr>
-            <w:color w:val="0000EE"/>
-            <w:u w:val="single"/>
-          </w:rPr>
-          <w:t>22:1–14</w:t>
-        </w:r>
-      </w:hyperlink>
+      <w:r>
+        <w:rPr>
+          <w:lang w:val="sw_KE" w:bidi="sw_KE"/>
+        </w:rPr>
+        <w:t>22:1–14</w:t>
+      </w:r>
       <w:r>
         <w:rPr>
           <w:lang w:val="sw_KE" w:bidi="sw_KE"/>
         </w:rPr>
         <w:t xml:space="preserve">; </w:t>
       </w:r>
-      <w:hyperlink r:id="rId88">
-        <w:r>
-          <w:rPr>
-            <w:lang w:val="sw_KE" w:bidi="sw_KE"/>
-          </w:rPr>
-          <w:rPr>
-            <w:color w:val="0000EE"/>
-            <w:u w:val="single"/>
-          </w:rPr>
-          <w:t>26:29</w:t>
-        </w:r>
-      </w:hyperlink>
+      <w:r>
+        <w:rPr>
+          <w:lang w:val="sw_KE" w:bidi="sw_KE"/>
+        </w:rPr>
+        <w:t>26:29</w:t>
+      </w:r>
       <w:r>
         <w:rPr>
           <w:lang w:val="sw_KE" w:bidi="sw_KE"/>
@@ -2116,108 +1594,72 @@
         </w:rPr>
         <w:t>Uanafunzi. Injili ya Mathayo inatilia mkazo wito wa Yesu kwa wanaume na wanawake kubatizwa, kumfuata kama wanafunzi, kutii mafundisho yake (</w:t>
       </w:r>
-      <w:hyperlink r:id="rId73">
-        <w:r>
-          <w:rPr>
-            <w:lang w:val="sw_KE" w:bidi="sw_KE"/>
-          </w:rPr>
-          <w:rPr>
-            <w:color w:val="0000EE"/>
-            <w:u w:val="single"/>
-          </w:rPr>
-          <w:t>28:20</w:t>
-        </w:r>
-      </w:hyperlink>
+      <w:r>
+        <w:rPr>
+          <w:lang w:val="sw_KE" w:bidi="sw_KE"/>
+        </w:rPr>
+        <w:t>28:20</w:t>
+      </w:r>
       <w:r>
         <w:rPr>
           <w:lang w:val="sw_KE" w:bidi="sw_KE"/>
         </w:rPr>
         <w:t>), na kufurahia ushirika naye. Yesu anawasilisha muhtasari wa masharti ya uanafunzi katika mahubiri yake ya Mlimani (</w:t>
       </w:r>
-      <w:hyperlink r:id="rId16">
-        <w:r>
-          <w:rPr>
-            <w:lang w:val="sw_KE" w:bidi="sw_KE"/>
-          </w:rPr>
-          <w:rPr>
-            <w:color w:val="0000EE"/>
-            <w:u w:val="single"/>
-          </w:rPr>
-          <w:t>sura ya 5–7</w:t>
-        </w:r>
-      </w:hyperlink>
+      <w:r>
+        <w:rPr>
+          <w:lang w:val="sw_KE" w:bidi="sw_KE"/>
+        </w:rPr>
+        <w:t>sura ya 5–7</w:t>
+      </w:r>
       <w:r>
         <w:rPr>
           <w:lang w:val="sw_KE" w:bidi="sw_KE"/>
         </w:rPr>
         <w:t xml:space="preserve">), na mada hii inajitokeza tena na tena katika Injili yote ya Mathayo (k.m, </w:t>
       </w:r>
-      <w:hyperlink r:id="rId26">
-        <w:r>
-          <w:rPr>
-            <w:lang w:val="sw_KE" w:bidi="sw_KE"/>
-          </w:rPr>
-          <w:rPr>
-            <w:color w:val="0000EE"/>
-            <w:u w:val="single"/>
-          </w:rPr>
-          <w:t>10:1–42</w:t>
-        </w:r>
-      </w:hyperlink>
+      <w:r>
+        <w:rPr>
+          <w:lang w:val="sw_KE" w:bidi="sw_KE"/>
+        </w:rPr>
+        <w:t>10:1–42</w:t>
+      </w:r>
       <w:r>
         <w:rPr>
           <w:lang w:val="sw_KE" w:bidi="sw_KE"/>
         </w:rPr>
         <w:t xml:space="preserve">; </w:t>
       </w:r>
-      <w:hyperlink r:id="rId89">
-        <w:r>
-          <w:rPr>
-            <w:lang w:val="sw_KE" w:bidi="sw_KE"/>
-          </w:rPr>
-          <w:rPr>
-            <w:color w:val="0000EE"/>
-            <w:u w:val="single"/>
-          </w:rPr>
-          <w:t>16:24–26</w:t>
-        </w:r>
-      </w:hyperlink>
+      <w:r>
+        <w:rPr>
+          <w:lang w:val="sw_KE" w:bidi="sw_KE"/>
+        </w:rPr>
+        <w:t>16:24–26</w:t>
+      </w:r>
       <w:r>
         <w:rPr>
           <w:lang w:val="sw_KE" w:bidi="sw_KE"/>
         </w:rPr>
         <w:t xml:space="preserve">). Mathayo inaonyesha wanafunzi wakishinda mapungufu yao kupitia usaidizi wa Kristo (tazama </w:t>
       </w:r>
-      <w:hyperlink r:id="rId90">
-        <w:r>
-          <w:rPr>
-            <w:lang w:val="sw_KE" w:bidi="sw_KE"/>
-          </w:rPr>
-          <w:rPr>
-            <w:color w:val="0000EE"/>
-            <w:u w:val="single"/>
-          </w:rPr>
-          <w:t>14:28–33</w:t>
-        </w:r>
-      </w:hyperlink>
+      <w:r>
+        <w:rPr>
+          <w:lang w:val="sw_KE" w:bidi="sw_KE"/>
+        </w:rPr>
+        <w:t>14:28–33</w:t>
+      </w:r>
       <w:r>
         <w:rPr>
           <w:lang w:val="sw_KE" w:bidi="sw_KE"/>
         </w:rPr>
         <w:t xml:space="preserve">; </w:t>
       </w:r>
-      <w:hyperlink r:id="rId91">
-        <w:r>
-          <w:rPr>
-            <w:lang w:val="sw_KE" w:bidi="sw_KE"/>
-          </w:rPr>
-          <w:rPr>
-            <w:color w:val="0000EE"/>
-            <w:u w:val="single"/>
-          </w:rPr>
-          <w:t>16:5–12</w:t>
-        </w:r>
-      </w:hyperlink>
+      <w:r>
+        <w:rPr>
+          <w:lang w:val="sw_KE" w:bidi="sw_KE"/>
+        </w:rPr>
+        <w:t>16:5–12</w:t>
+      </w:r>
       <w:r>
         <w:rPr>
           <w:lang w:val="sw_KE" w:bidi="sw_KE"/>
@@ -2252,54 +1694,36 @@
         </w:rPr>
         <w:t xml:space="preserve">Mtazamo wa Ujumla. Katika kitabu kinachofuata mtindo wa Kiyahudi sana, inashangaza kupata msisitizo mkubwa wa ujumuishaji wa watu wa Mataifa katika kazi ya ukombozi ya Masihi. Zaidi ya Injili nyingine yoyote, Injili hii inasisitiza kwamba Habari Njema ni kwa ajili ya wote, ikiwemo watu wa Mataifa. Msimamo huu ulisababisha mzozo kati ya Mathayo na jamii ya Wayahudi ya enzi yake kwa sababu ya maswali mawili muhimu: Watu wa Mungu ni akina nani? Je, mustakabali wa taifa la Israeli ni upi? Simulizi za kuzaliwa kwa Yesu zinaonyesha kwamba Mungu anaokoa watu wa Mataifa, na katika kitabu chote watu wa Mataifa wanazungumziwa kwa njia chanya. Kwa kuwa Mungu ni mkuu wa yote, Masihi wake ni Mfalme wa uumbaji wote. Ingawa Mungu amefanya kazi hasa ndani na kupitia taifa la Israeli (tazama </w:t>
       </w:r>
-      <w:hyperlink r:id="rId61">
-        <w:r>
-          <w:rPr>
-            <w:lang w:val="sw_KE" w:bidi="sw_KE"/>
-          </w:rPr>
-          <w:rPr>
-            <w:color w:val="0000EE"/>
-            <w:u w:val="single"/>
-          </w:rPr>
-          <w:t>10:5–6</w:t>
-        </w:r>
-      </w:hyperlink>
+      <w:r>
+        <w:rPr>
+          <w:lang w:val="sw_KE" w:bidi="sw_KE"/>
+        </w:rPr>
+        <w:t>10:5–6</w:t>
+      </w:r>
       <w:r>
         <w:rPr>
           <w:lang w:val="sw_KE" w:bidi="sw_KE"/>
         </w:rPr>
         <w:t xml:space="preserve">; </w:t>
       </w:r>
-      <w:hyperlink r:id="rId92">
-        <w:r>
-          <w:rPr>
-            <w:lang w:val="sw_KE" w:bidi="sw_KE"/>
-          </w:rPr>
-          <w:rPr>
-            <w:color w:val="0000EE"/>
-            <w:u w:val="single"/>
-          </w:rPr>
-          <w:t>15:24</w:t>
-        </w:r>
-      </w:hyperlink>
+      <w:r>
+        <w:rPr>
+          <w:lang w:val="sw_KE" w:bidi="sw_KE"/>
+        </w:rPr>
+        <w:t>15:24</w:t>
+      </w:r>
       <w:r>
         <w:rPr>
           <w:lang w:val="sw_KE" w:bidi="sw_KE"/>
         </w:rPr>
         <w:t xml:space="preserve">), mwanzo wa Ufalme wa Mbinguni unashiriki kibali cha Mungu na mataifa mengine pia (tazama </w:t>
       </w:r>
-      <w:hyperlink r:id="rId93">
-        <w:r>
-          <w:rPr>
-            <w:lang w:val="sw_KE" w:bidi="sw_KE"/>
-          </w:rPr>
-          <w:rPr>
-            <w:color w:val="0000EE"/>
-            <w:u w:val="single"/>
-          </w:rPr>
-          <w:t>28:18–20</w:t>
-        </w:r>
-      </w:hyperlink>
+      <w:r>
+        <w:rPr>
+          <w:lang w:val="sw_KE" w:bidi="sw_KE"/>
+        </w:rPr>
+        <w:t>28:18–20</w:t>
+      </w:r>
       <w:r>
         <w:rPr>
           <w:lang w:val="sw_KE" w:bidi="sw_KE"/>
